--- a/1_5_GuiaEstudiante_Fase_1_Definicion_Proyecto_APT.docx
+++ b/1_5_GuiaEstudiante_Fase_1_Definicion_Proyecto_APT.docx
@@ -793,7 +793,7 @@
     <w:sdt>
       <w:sdtPr>
         <w:lock w:val="contentLocked"/>
-        <w:id w:val="1694350372"/>
+        <w:id w:val="-954819282"/>
         <w:tag w:val="goog_rdk_0"/>
       </w:sdtPr>
       <w:sdtContent>
@@ -1047,7 +1047,7 @@
     <w:sdt>
       <w:sdtPr>
         <w:lock w:val="contentLocked"/>
-        <w:id w:val="-1917597042"/>
+        <w:id w:val="633696528"/>
         <w:tag w:val="goog_rdk_1"/>
       </w:sdtPr>
       <w:sdtContent>
@@ -1115,6 +1115,14 @@
                 </w:pPr>
                 <w:r>
                   <w:rPr>
+                    <w:b w:val="1"/>
+                    <w:bCs w:val="1"/>
+                    <w:rtl w:val="0"/>
+                  </w:rPr>
+                  <w:t xml:space="preserve">Itamar Carrasco Benito</w:t>
+                </w:r>
+                <w:r>
+                  <w:rPr>
                     <w:rtl w:val="0"/>
                   </w:rPr>
                 </w:r>
@@ -1156,6 +1164,14 @@
                     <w:color w:val="1f3864"/>
                   </w:rPr>
                 </w:pPr>
+                <w:r>
+                  <w:rPr>
+                    <w:b w:val="1"/>
+                    <w:bCs w:val="1"/>
+                    <w:rtl w:val="0"/>
+                  </w:rPr>
+                  <w:t xml:space="preserve">21.545.890-3</w:t>
+                </w:r>
                 <w:r>
                   <w:rPr>
                     <w:rtl w:val="0"/>
@@ -1201,6 +1217,14 @@
                 </w:pPr>
                 <w:r>
                   <w:rPr>
+                    <w:b w:val="1"/>
+                    <w:bCs w:val="1"/>
+                    <w:rtl w:val="0"/>
+                  </w:rPr>
+                  <w:t xml:space="preserve">Ingenieria en Informatica</w:t>
+                </w:r>
+                <w:r>
+                  <w:rPr>
                     <w:rtl w:val="0"/>
                   </w:rPr>
                 </w:r>
@@ -1242,6 +1266,14 @@
                     <w:color w:val="1f3864"/>
                   </w:rPr>
                 </w:pPr>
+                <w:r>
+                  <w:rPr>
+                    <w:b w:val="1"/>
+                    <w:bCs w:val="1"/>
+                    <w:rtl w:val="0"/>
+                  </w:rPr>
+                  <w:t xml:space="preserve">Duoc Alameda</w:t>
+                </w:r>
                 <w:r>
                   <w:rPr>
                     <w:rtl w:val="0"/>
